--- a/files/FAQ.docx
+++ b/files/FAQ.docx
@@ -1526,7 +1526,7 @@
         <w:t>팀</w:t>
       </w:r>
       <w:r>
-        <w:t>(hr@company.com)</w:t>
+        <w:t>(박교육, park.kyoyuk@company.com)</w:t>
       </w:r>
       <w:r>
         <w:t>에</w:t>
@@ -1715,7 +1715,7 @@
         <w:t>팀</w:t>
       </w:r>
       <w:r>
-        <w:t>(hr@company.com)</w:t>
+        <w:t>(김인사, kim.insa@company.com)</w:t>
       </w:r>
       <w:r>
         <w:t>으로</w:t>
@@ -1841,7 +1841,7 @@
         <w:t>총무팀</w:t>
       </w:r>
       <w:r>
-        <w:t>(gm@company.com)</w:t>
+        <w:t>(최총무, choi.chongmu@company.com)</w:t>
       </w:r>
       <w:r>
         <w:t>으로</w:t>

--- a/files/FAQ.docx
+++ b/files/FAQ.docx
@@ -27515,10 +27515,4 @@
     </a:ext>
   </a:extLst>
 </a:theme>
-</file>
-
-<file path=docMetadata/LabelInfo.xml><?xml version="1.0" encoding="utf-8"?>
-<clbl:labelList xmlns:clbl="http://schemas.microsoft.com/office/2020/mipLabelMetadata">
-  <clbl:label id="{f42aa342-8706-4288-bd11-ebb85995028c}" enabled="1" method="Privileged" siteId="{72f988bf-86f1-41af-91ab-2d7cd011db47}" removed="0"/>
-</clbl:labelList>
 </file>